--- a/flow/20230914_vu_template/drafts/2024-03-g/12-ВТ-Теофана, Григорія Двоєслова.docx
+++ b/flow/20230914_vu_template/drafts/2024-03-g/12-ВТ-Теофана, Григорія Двоєслова.docx
@@ -3041,43 +3041,31 @@
     </w:p>
     <w:p>
       <w:pPr>
-        <w:spacing w:after="120" w:lineRule="auto"/>
-        <w:jc w:val="both"/>
-        <w:rPr>
-          <w:rFonts w:ascii="Times New Roman" w:cs="Times New Roman" w:eastAsia="Times New Roman" w:hAnsi="Times New Roman"/>
-          <w:sz w:val="24"/>
-          <w:szCs w:val="24"/>
-        </w:rPr>
-      </w:pPr>
-      <w:r>
-        <w:rPr>
-          <w:rFonts w:ascii="Times New Roman" w:cs="Times New Roman" w:eastAsia="Times New Roman" w:hAnsi="Times New Roman"/>
-          <w:i w:val="1"/>
-          <w:color w:val="ff0000"/>
-          <w:sz w:val="24"/>
-          <w:szCs w:val="24"/>
-          <w:rtl w:val="0"/>
-        </w:rPr>
-        <w:t xml:space="preserve">(г. 8, подібний: О, преславне чудо):</w:t>
-      </w:r>
-      <w:r>
-        <w:rPr>
-          <w:rFonts w:ascii="Times New Roman" w:cs="Times New Roman" w:eastAsia="Times New Roman" w:hAnsi="Times New Roman"/>
-          <w:color w:val="ff0000"/>
-          <w:sz w:val="24"/>
-          <w:szCs w:val="24"/>
-          <w:rtl w:val="0"/>
+        <w:pStyle w:val="Normal"/>
+      </w:pPr>
+      <w:r>
+        <w:rPr>
+          <w:rFonts w:ascii="Times New Roman" w:hAnsi="Times New Roman"/>
+          <w:i/>
+          <w:color w:val="FF0000"/>
+          <w:sz w:val="24"/>
+        </w:rPr>
+        <w:t>(г. 8, подібний: О, преславне чудо):</w:t>
+      </w:r>
+      <w:r>
+        <w:rPr>
+          <w:rFonts w:ascii="Times New Roman" w:hAnsi="Times New Roman"/>
+          <w:color w:val="FF0000"/>
+          <w:sz w:val="24"/>
         </w:rPr>
         <w:t xml:space="preserve"> </w:t>
       </w:r>
       <w:r>
         <w:rPr>
-          <w:rFonts w:ascii="Times New Roman" w:cs="Times New Roman" w:eastAsia="Times New Roman" w:hAnsi="Times New Roman"/>
-          <w:sz w:val="24"/>
-          <w:szCs w:val="24"/>
-          <w:rtl w:val="0"/>
-        </w:rPr>
-        <w:t xml:space="preserve">Мученики Христові семичисленні,* гонителів напади і насильницьку смерть* ви ні за що мали,* але з рішучістю поспішивши,* як мудрі мужі, на змагання* і вінками перемоги пов’язавшись,* тим причислили себе до всіх праведних,* з якими вас завжди вшановуємо* та ублажаємо.</w:t>
+          <w:rFonts w:ascii="Times New Roman" w:hAnsi="Times New Roman"/>
+          <w:sz w:val="24"/>
+        </w:rPr>
+        <w:t>Отче богомудрий, Теофане,* Богоявління Христового* названий тезоіменним,* ти за живоносними Його стопами послідував* і красоти життя зоставив,* маючи перед зором Пожаданного тобою,* обожуваний красою всечудесно* і божественним потягом до Нього,* пречудним і досконалим.</w:t>
       </w:r>
     </w:p>
     <w:p>
@@ -3151,22 +3139,21 @@
     </w:p>
     <w:p>
       <w:pPr>
-        <w:spacing w:after="120" w:lineRule="auto"/>
-        <w:jc w:val="both"/>
-        <w:rPr>
-          <w:rFonts w:ascii="Times New Roman" w:cs="Times New Roman" w:eastAsia="Times New Roman" w:hAnsi="Times New Roman"/>
-          <w:sz w:val="24"/>
-          <w:szCs w:val="24"/>
-        </w:rPr>
-      </w:pPr>
-      <w:r>
-        <w:rPr>
-          <w:rFonts w:ascii="Times New Roman" w:cs="Times New Roman" w:eastAsia="Times New Roman" w:hAnsi="Times New Roman"/>
-          <w:sz w:val="24"/>
-          <w:szCs w:val="24"/>
-          <w:rtl w:val="0"/>
-        </w:rPr>
-        <w:t xml:space="preserve">Мученику, єдиноборцю Агапію,* Джерело благ* і бажань Вершину возлюбивши,* поспішив єси випити чашу мучеництва,* призиваючи божественне Ім’я Живого Бога.* О мужність твоя!* О витривалість твоя!* – через них досягти слави і світлости* явно ти сподобився.</w:t>
+        <w:pStyle w:val="Normal"/>
+      </w:pPr>
+      <w:r>
+        <w:rPr>
+          <w:rFonts w:ascii="Times New Roman" w:hAnsi="Times New Roman"/>
+          <w:sz w:val="24"/>
+        </w:rPr>
+        <w:t xml:space="preserve">Отче богомудрий, Теофане,* гірке вигнанство,* у немочі перебуваючи,* витривало перетерпів єси,* не пощадивши тіла за священні ікони, всехвальний,* люттю левів </w:t>
+      </w:r>
+      <w:r>
+        <w:rPr>
+          <w:rFonts w:ascii="Times New Roman" w:hAnsi="Times New Roman"/>
+          <w:sz w:val="24"/>
+        </w:rPr>
+        <w:t>гнаний;* з них же глузуючи, ти їхні змови* і задуми воістину суєтномудрі* і ум пагубний – у безум обернув.</w:t>
       </w:r>
     </w:p>
     <w:p>
@@ -3214,22 +3201,14 @@
     </w:p>
     <w:p>
       <w:pPr>
-        <w:spacing w:after="120" w:lineRule="auto"/>
-        <w:jc w:val="both"/>
-        <w:rPr>
-          <w:rFonts w:ascii="Times New Roman" w:cs="Times New Roman" w:eastAsia="Times New Roman" w:hAnsi="Times New Roman"/>
-          <w:sz w:val="24"/>
-          <w:szCs w:val="24"/>
-        </w:rPr>
-      </w:pPr>
-      <w:r>
-        <w:rPr>
-          <w:rFonts w:ascii="Times New Roman" w:cs="Times New Roman" w:eastAsia="Times New Roman" w:hAnsi="Times New Roman"/>
-          <w:sz w:val="24"/>
-          <w:szCs w:val="24"/>
-          <w:rtl w:val="0"/>
-        </w:rPr>
-        <w:t xml:space="preserve">Мученики подивугідні,* на добровільне заколення* ви самі себе віддали,* і землю узливаннями крови вашої освятили,* і повітря просвітили переходом* до Світла Невечірнього,* а нині живете в покоях Небес,* за нас завжди молячись,* богообразні.</w:t>
+        <w:pStyle w:val="Normal"/>
+      </w:pPr>
+      <w:r>
+        <w:rPr>
+          <w:rFonts w:ascii="Times New Roman" w:hAnsi="Times New Roman"/>
+          <w:sz w:val="24"/>
+        </w:rPr>
+        <w:t>Воістину воздаяння за болі твої* Податель благ прещедро тобі дарував:* подавши тобі, тричі блаженний, силу* відганяти демонів* і зціляти недуги,* сподобивши тебе несказанної радости* там, де ликують леґіони ангелів,* завжди споглядаючи* обличчя Вседержителя.</w:t>
       </w:r>
     </w:p>
     <w:p>
